--- a/apps/demo/public/betteroffice-demo.docx
+++ b/apps/demo/public/betteroffice-demo.docx
@@ -552,8 +552,8 @@
           <w:left w:val="single" w:sz="18" w:space="10" w:color="2E74B5"/>
         </w:pBdr>
         <w:shd w:val="clear" w:color="auto" w:fill="F2F6FB"/>
+        <w:spacing w:before="120" w:after="120"/>
         <w:ind w:left="360" w:right="360"/>
-        <w:spacing w:before="120" w:after="120"/>
       </w:pPr>
       <w:r>
         <w:t xml:space="preserve">Fidelity needs a real engine. Because layout runs in Rust rather than the DOM, the same code can paint this page in every browser today — and in native apps tomorrow.</w:t>
